--- a/phase wise templets/project design phase/solution architecture.docx
+++ b/phase wise templets/project design phase/solution architecture.docx
@@ -9,6 +9,13 @@
           <w:bCs/>
         </w:rPr>
       </w:pPr>
+      <w:r>
+        <w:rPr>
+          <w:b/>
+          <w:bCs/>
+        </w:rPr>
+        <w:t>c</w:t>
+      </w:r>
       <w:r>
         <w:rPr>
           <w:b/>
@@ -109,7 +116,23 @@
                 <w:b/>
                 <w:bCs/>
               </w:rPr>
-              <w:t>18 june 2026</w:t>
+              <w:t xml:space="preserve">18 </w:t>
+            </w:r>
+            <w:proofErr w:type="spellStart"/>
+            <w:r>
+              <w:rPr>
+                <w:b/>
+                <w:bCs/>
+              </w:rPr>
+              <w:t>june</w:t>
+            </w:r>
+            <w:proofErr w:type="spellEnd"/>
+            <w:r>
+              <w:rPr>
+                <w:b/>
+                <w:bCs/>
+              </w:rPr>
+              <w:t xml:space="preserve"> 2026</w:t>
             </w:r>
           </w:p>
         </w:tc>
@@ -345,7 +368,15 @@
     </w:p>
     <w:p>
       <w:r>
-        <w:t>The customer opens the ShopEZ website using a desktop, laptop, tablet, or mobile device.</w:t>
+        <w:t xml:space="preserve">The customer opens the </w:t>
+      </w:r>
+      <w:proofErr w:type="spellStart"/>
+      <w:r>
+        <w:t>ShopEZ</w:t>
+      </w:r>
+      <w:proofErr w:type="spellEnd"/>
+      <w:r>
+        <w:t xml:space="preserve"> website using a desktop, laptop, tablet, or mobile device.</w:t>
       </w:r>
     </w:p>
     <w:p>
@@ -445,7 +476,15 @@
     </w:p>
     <w:p>
       <w:r>
-        <w:t>Interested products can be added to the wishlist or shopping cart for future purchase.</w:t>
+        <w:t xml:space="preserve">Interested products can be added to the </w:t>
+      </w:r>
+      <w:proofErr w:type="spellStart"/>
+      <w:r>
+        <w:t>wishlist</w:t>
+      </w:r>
+      <w:proofErr w:type="spellEnd"/>
+      <w:r>
+        <w:t xml:space="preserve"> or shopping cart for future purchase.</w:t>
       </w:r>
     </w:p>
     <w:p>
@@ -526,7 +565,15 @@
     </w:p>
     <w:p>
       <w:r>
-        <w:t>MongoDB stores and retrieves user information, product details, cart items, wishlist records, and order history.</w:t>
+        <w:t xml:space="preserve">MongoDB stores and retrieves user information, product details, cart items, </w:t>
+      </w:r>
+      <w:proofErr w:type="spellStart"/>
+      <w:r>
+        <w:t>wishlist</w:t>
+      </w:r>
+      <w:proofErr w:type="spellEnd"/>
+      <w:r>
+        <w:t xml:space="preserve"> records, and order history.</w:t>
       </w:r>
     </w:p>
     <w:p>
@@ -1183,6 +1230,7 @@
   <w:style w:type="character" w:default="1" w:styleId="DefaultParagraphFont">
     <w:name w:val="Default Paragraph Font"/>
     <w:uiPriority w:val="1"/>
+    <w:semiHidden/>
     <w:unhideWhenUsed/>
   </w:style>
   <w:style w:type="table" w:default="1" w:styleId="TableNormal">
